--- a/dist/docs/templates/knowledge/process-sop.docx
+++ b/dist/docs/templates/knowledge/process-sop.docx
@@ -91,7 +91,7 @@
         <w:t xml:space="preserve"> </w:t>
       </w:r>
       <w:r>
-        <w:t xml:space="preserve">draft SOP lines within 24 hours of any shadowing session. 1 SOP draft by day 30, 2 by day 60 (including your track's method SOP: Research method SOP v0.1 in W5), 3 by day 90 with your primary process SOP published as v1.0 in W13 (A90-4, B90-4). Exports and Reporting SOPs as those items transition (M7 from W6, M8 from W10).</w:t>
+        <w:t xml:space="preserve">draft SOP lines within 24 hours of any shadowing session. Day 30: your primary-process SOP v0.1 (Research or Standard Cost), written from your W2 shadow (Wed 10/28), drafted in W4 and due Mon 11/16 with the other day-30 evidence (A30-7, B30-7). Day 60: a second SOP, for exports, built from your exports backlog items (M7, from W6). Day 90: a third SOP, written as the last step of your ad-hoc investigation (Hire A, A60-3, W8 and W9) or PPV analysis (Hire B, B60-3, W7), and your primary-process SOP published as v1.0 in W13 (A90-4, B90-4). Reporting SOP lines as reporting items transition (M8, from W10).</w:t>
       </w:r>
     </w:p>
     <w:bookmarkStart w:id="21" w:name="how-to-fill-this-in"/>
@@ -218,7 +218,16 @@
         <w:t xml:space="preserve"> </w:t>
       </w:r>
       <w:r>
-        <w:t xml:space="preserve">The other hire, or the process owner, follows the SOP on a real or practice instance. Fix every place they hesitate.</w:t>
+        <w:t xml:space="preserve">The other hire, or the process owner, follows the SOP on a real or practice instance. Fix every place they hesitate. Before day 60, a hire tests on a practice instance or a test copy, or reads along while the process owner does the real one; a hire never runs a step that writes to a production system or sends output to a broker, Finance or Oracle (</w:t>
+      </w:r>
+      <w:r>
+        <w:rPr>
+          <w:rStyle w:val="VerbatimChar"/>
+        </w:rPr>
+        <w:t xml:space="preserve">docs/04-access-request-checklist.md</w:t>
+      </w:r>
+      <w:r>
+        <w:t xml:space="preserve">, rule 2).</w:t>
       </w:r>
     </w:p>
     <w:p>
@@ -1733,7 +1742,7 @@
               <w:jc w:val="left"/>
             </w:pPr>
             <w:r>
-              <w:t xml:space="preserve">[Log the question; rate confidence Low; ask the broker]</w:t>
+              <w:t xml:space="preserve">[Log the question; rate confidence Low; take it to the Senior, who decides whether to ask the broker or trade counsel. Before day 60 you never contact them yourself]</w:t>
             </w:r>
           </w:p>
         </w:tc>
@@ -2279,7 +2288,7 @@
         <w:pStyle w:val="BodyText"/>
       </w:pPr>
       <w:r>
-        <w:t xml:space="preserve">Customs-related records have legal minimum retention periods that the company schedule must meet. In general: US, 5 years from the date of entry (19 CFR 163.4), and drawback records until the third anniversary of payment of the claim; Canada, 6 years (CBSA Memorandum D17-1-21); Mexico, 5 years under the Código Fiscal de la Federación (article 30), longer where tax effects continue. Confirm with the Senior and [COMPANY: records retention policy owner] which records your process creates fall under these rules.</w:t>
+        <w:t xml:space="preserve">Customs-related records have legal minimum retention periods that the company schedule must meet. In general: US, 5 years from the date of entry (19 CFR 163.4), and drawback records until 3 years after liquidation of the drawback claim (19 CFR 190.15; the Senior, who owns drawback, confirms); Canada, 6 years (CBSA Memorandum D17-1-21); Mexico, 5 years under the Código Fiscal de la Federación (article 30), longer where tax effects continue. Confirm with the Senior and [COMPANY: records retention policy owner] which records your process creates fall under these rules.</w:t>
       </w:r>
     </w:p>
     <w:bookmarkEnd w:id="32"/>

--- a/dist/docs/templates/knowledge/process-sop.docx
+++ b/dist/docs/templates/knowledge/process-sop.docx
@@ -378,20 +378,23 @@
     <w:tbl>
       <w:tblPr>
         <w:tblStyle w:val="Table"/>
-        <w:tblW w:type="auto" w:w="0"/>
+        <w:tblW w:type="dxa" w:w="9360"/>
         <w:tblLook w:firstRow="1" w:lastRow="0" w:firstColumn="0" w:lastColumn="0" w:noHBand="0" w:noVBand="0" w:val="0020"/>
         <w:jc w:val="start"/>
+        <w:tblLayout w:type="fixed"/>
       </w:tblPr>
       <w:tblGrid>
-        <w:gridCol w:w="3960"/>
-        <w:gridCol w:w="3960"/>
+        <w:gridCol w:w="3070"/>
+        <w:gridCol w:w="6289"/>
       </w:tblGrid>
       <w:tr>
         <w:trPr>
           <w:tblHeader w:val="true"/>
         </w:trPr>
         <w:tc>
-          <w:tcPr/>
+          <w:tcPr>
+            <w:tcW w:w="3070" w:type="dxa"/>
+          </w:tcPr>
           <w:p>
             <w:pPr>
               <w:pStyle w:val="Compact"/>
@@ -403,7 +406,9 @@
           </w:p>
         </w:tc>
         <w:tc>
-          <w:tcPr/>
+          <w:tcPr>
+            <w:tcW w:w="6289" w:type="dxa"/>
+          </w:tcPr>
           <w:p>
             <w:pPr>
               <w:pStyle w:val="Compact"/>
@@ -417,7 +422,9 @@
       </w:tr>
       <w:tr>
         <w:tc>
-          <w:tcPr/>
+          <w:tcPr>
+            <w:tcW w:w="3070" w:type="dxa"/>
+          </w:tcPr>
           <w:p>
             <w:pPr>
               <w:pStyle w:val="Compact"/>
@@ -429,7 +436,9 @@
           </w:p>
         </w:tc>
         <w:tc>
-          <w:tcPr/>
+          <w:tcPr>
+            <w:tcW w:w="6289" w:type="dxa"/>
+          </w:tcPr>
           <w:p>
             <w:pPr>
               <w:pStyle w:val="Compact"/>
@@ -443,7 +452,9 @@
       </w:tr>
       <w:tr>
         <w:tc>
-          <w:tcPr/>
+          <w:tcPr>
+            <w:tcW w:w="3070" w:type="dxa"/>
+          </w:tcPr>
           <w:p>
             <w:pPr>
               <w:pStyle w:val="Compact"/>
@@ -455,7 +466,9 @@
           </w:p>
         </w:tc>
         <w:tc>
-          <w:tcPr/>
+          <w:tcPr>
+            <w:tcW w:w="6289" w:type="dxa"/>
+          </w:tcPr>
           <w:p>
             <w:pPr>
               <w:pStyle w:val="Compact"/>
@@ -469,7 +482,9 @@
       </w:tr>
       <w:tr>
         <w:tc>
-          <w:tcPr/>
+          <w:tcPr>
+            <w:tcW w:w="3070" w:type="dxa"/>
+          </w:tcPr>
           <w:p>
             <w:pPr>
               <w:pStyle w:val="Compact"/>
@@ -481,7 +496,9 @@
           </w:p>
         </w:tc>
         <w:tc>
-          <w:tcPr/>
+          <w:tcPr>
+            <w:tcW w:w="6289" w:type="dxa"/>
+          </w:tcPr>
           <w:p>
             <w:pPr>
               <w:pStyle w:val="Compact"/>
@@ -495,7 +512,9 @@
       </w:tr>
       <w:tr>
         <w:tc>
-          <w:tcPr/>
+          <w:tcPr>
+            <w:tcW w:w="3070" w:type="dxa"/>
+          </w:tcPr>
           <w:p>
             <w:pPr>
               <w:pStyle w:val="Compact"/>
@@ -507,7 +526,9 @@
           </w:p>
         </w:tc>
         <w:tc>
-          <w:tcPr/>
+          <w:tcPr>
+            <w:tcW w:w="6289" w:type="dxa"/>
+          </w:tcPr>
           <w:p>
             <w:pPr>
               <w:pStyle w:val="Compact"/>
@@ -521,7 +542,9 @@
       </w:tr>
       <w:tr>
         <w:tc>
-          <w:tcPr/>
+          <w:tcPr>
+            <w:tcW w:w="3070" w:type="dxa"/>
+          </w:tcPr>
           <w:p>
             <w:pPr>
               <w:pStyle w:val="Compact"/>
@@ -533,7 +556,9 @@
           </w:p>
         </w:tc>
         <w:tc>
-          <w:tcPr/>
+          <w:tcPr>
+            <w:tcW w:w="6289" w:type="dxa"/>
+          </w:tcPr>
           <w:p>
             <w:pPr>
               <w:pStyle w:val="Compact"/>
@@ -547,7 +572,9 @@
       </w:tr>
       <w:tr>
         <w:tc>
-          <w:tcPr/>
+          <w:tcPr>
+            <w:tcW w:w="3070" w:type="dxa"/>
+          </w:tcPr>
           <w:p>
             <w:pPr>
               <w:pStyle w:val="Compact"/>
@@ -559,7 +586,9 @@
           </w:p>
         </w:tc>
         <w:tc>
-          <w:tcPr/>
+          <w:tcPr>
+            <w:tcW w:w="6289" w:type="dxa"/>
+          </w:tcPr>
           <w:p>
             <w:pPr>
               <w:pStyle w:val="Compact"/>
@@ -573,7 +602,9 @@
       </w:tr>
       <w:tr>
         <w:tc>
-          <w:tcPr/>
+          <w:tcPr>
+            <w:tcW w:w="3070" w:type="dxa"/>
+          </w:tcPr>
           <w:p>
             <w:pPr>
               <w:pStyle w:val="Compact"/>
@@ -585,7 +616,9 @@
           </w:p>
         </w:tc>
         <w:tc>
-          <w:tcPr/>
+          <w:tcPr>
+            <w:tcW w:w="6289" w:type="dxa"/>
+          </w:tcPr>
           <w:p>
             <w:pPr>
               <w:pStyle w:val="Compact"/>
@@ -629,20 +662,23 @@
     <w:tbl>
       <w:tblPr>
         <w:tblStyle w:val="Table"/>
-        <w:tblW w:type="auto" w:w="0"/>
+        <w:tblW w:type="dxa" w:w="9360"/>
         <w:tblLook w:firstRow="1" w:lastRow="0" w:firstColumn="0" w:lastColumn="0" w:noHBand="0" w:noVBand="0" w:val="0020"/>
         <w:jc w:val="start"/>
+        <w:tblLayout w:type="fixed"/>
       </w:tblPr>
       <w:tblGrid>
-        <w:gridCol w:w="3960"/>
-        <w:gridCol w:w="3960"/>
+        <w:gridCol w:w="4531"/>
+        <w:gridCol w:w="4828"/>
       </w:tblGrid>
       <w:tr>
         <w:trPr>
           <w:tblHeader w:val="true"/>
         </w:trPr>
         <w:tc>
-          <w:tcPr/>
+          <w:tcPr>
+            <w:tcW w:w="4531" w:type="dxa"/>
+          </w:tcPr>
           <w:p>
             <w:pPr>
               <w:pStyle w:val="Compact"/>
@@ -654,7 +690,9 @@
           </w:p>
         </w:tc>
         <w:tc>
-          <w:tcPr/>
+          <w:tcPr>
+            <w:tcW w:w="4828" w:type="dxa"/>
+          </w:tcPr>
           <w:p>
             <w:pPr>
               <w:pStyle w:val="Compact"/>
@@ -668,7 +706,9 @@
       </w:tr>
       <w:tr>
         <w:tc>
-          <w:tcPr/>
+          <w:tcPr>
+            <w:tcW w:w="4531" w:type="dxa"/>
+          </w:tcPr>
           <w:p>
             <w:pPr>
               <w:pStyle w:val="Compact"/>
@@ -680,7 +720,9 @@
           </w:p>
         </w:tc>
         <w:tc>
-          <w:tcPr/>
+          <w:tcPr>
+            <w:tcW w:w="4828" w:type="dxa"/>
+          </w:tcPr>
           <w:p>
             <w:pPr>
               <w:pStyle w:val="Compact"/>
@@ -706,23 +748,26 @@
     <w:tbl>
       <w:tblPr>
         <w:tblStyle w:val="Table"/>
-        <w:tblW w:type="auto" w:w="0"/>
+        <w:tblW w:type="dxa" w:w="9360"/>
         <w:tblLook w:firstRow="1" w:lastRow="0" w:firstColumn="0" w:lastColumn="0" w:noHBand="0" w:noVBand="0" w:val="0020"/>
         <w:jc w:val="start"/>
+        <w:tblLayout w:type="fixed"/>
       </w:tblPr>
       <w:tblGrid>
-        <w:gridCol w:w="1584"/>
-        <w:gridCol w:w="1584"/>
-        <w:gridCol w:w="1584"/>
-        <w:gridCol w:w="1584"/>
-        <w:gridCol w:w="1584"/>
+        <w:gridCol w:w="1953"/>
+        <w:gridCol w:w="2269"/>
+        <w:gridCol w:w="2546"/>
+        <w:gridCol w:w="1295"/>
+        <w:gridCol w:w="1295"/>
       </w:tblGrid>
       <w:tr>
         <w:trPr>
           <w:tblHeader w:val="true"/>
         </w:trPr>
         <w:tc>
-          <w:tcPr/>
+          <w:tcPr>
+            <w:tcW w:w="1953" w:type="dxa"/>
+          </w:tcPr>
           <w:p>
             <w:pPr>
               <w:pStyle w:val="Compact"/>
@@ -734,7 +779,9 @@
           </w:p>
         </w:tc>
         <w:tc>
-          <w:tcPr/>
+          <w:tcPr>
+            <w:tcW w:w="2269" w:type="dxa"/>
+          </w:tcPr>
           <w:p>
             <w:pPr>
               <w:pStyle w:val="Compact"/>
@@ -746,7 +793,9 @@
           </w:p>
         </w:tc>
         <w:tc>
-          <w:tcPr/>
+          <w:tcPr>
+            <w:tcW w:w="2546" w:type="dxa"/>
+          </w:tcPr>
           <w:p>
             <w:pPr>
               <w:pStyle w:val="Compact"/>
@@ -758,7 +807,9 @@
           </w:p>
         </w:tc>
         <w:tc>
-          <w:tcPr/>
+          <w:tcPr>
+            <w:tcW w:w="1295" w:type="dxa"/>
+          </w:tcPr>
           <w:p>
             <w:pPr>
               <w:pStyle w:val="Compact"/>
@@ -770,7 +821,9 @@
           </w:p>
         </w:tc>
         <w:tc>
-          <w:tcPr/>
+          <w:tcPr>
+            <w:tcW w:w="1295" w:type="dxa"/>
+          </w:tcPr>
           <w:p>
             <w:pPr>
               <w:pStyle w:val="Compact"/>
@@ -784,7 +837,9 @@
       </w:tr>
       <w:tr>
         <w:tc>
-          <w:tcPr/>
+          <w:tcPr>
+            <w:tcW w:w="1953" w:type="dxa"/>
+          </w:tcPr>
           <w:p>
             <w:pPr>
               <w:pStyle w:val="Compact"/>
@@ -796,7 +851,9 @@
           </w:p>
         </w:tc>
         <w:tc>
-          <w:tcPr/>
+          <w:tcPr>
+            <w:tcW w:w="2269" w:type="dxa"/>
+          </w:tcPr>
           <w:p>
             <w:pPr>
               <w:pStyle w:val="Compact"/>
@@ -808,7 +865,9 @@
           </w:p>
         </w:tc>
         <w:tc>
-          <w:tcPr/>
+          <w:tcPr>
+            <w:tcW w:w="2546" w:type="dxa"/>
+          </w:tcPr>
           <w:p>
             <w:pPr>
               <w:pStyle w:val="Compact"/>
@@ -820,7 +879,9 @@
           </w:p>
         </w:tc>
         <w:tc>
-          <w:tcPr/>
+          <w:tcPr>
+            <w:tcW w:w="1295" w:type="dxa"/>
+          </w:tcPr>
           <w:p>
             <w:pPr>
               <w:pStyle w:val="Compact"/>
@@ -832,7 +893,9 @@
           </w:p>
         </w:tc>
         <w:tc>
-          <w:tcPr/>
+          <w:tcPr>
+            <w:tcW w:w="1295" w:type="dxa"/>
+          </w:tcPr>
           <w:p>
             <w:pPr>
               <w:pStyle w:val="Compact"/>
@@ -866,20 +929,23 @@
     <w:tbl>
       <w:tblPr>
         <w:tblStyle w:val="Table"/>
-        <w:tblW w:type="auto" w:w="0"/>
+        <w:tblW w:type="dxa" w:w="9360"/>
         <w:tblLook w:firstRow="1" w:lastRow="0" w:firstColumn="0" w:lastColumn="0" w:noHBand="0" w:noVBand="0" w:val="0020"/>
         <w:jc w:val="start"/>
+        <w:tblLayout w:type="fixed"/>
       </w:tblPr>
       <w:tblGrid>
-        <w:gridCol w:w="3960"/>
-        <w:gridCol w:w="3960"/>
+        <w:gridCol w:w="2237"/>
+        <w:gridCol w:w="7122"/>
       </w:tblGrid>
       <w:tr>
         <w:trPr>
           <w:tblHeader w:val="true"/>
         </w:trPr>
         <w:tc>
-          <w:tcPr/>
+          <w:tcPr>
+            <w:tcW w:w="2237" w:type="dxa"/>
+          </w:tcPr>
           <w:p>
             <w:pPr>
               <w:pStyle w:val="Compact"/>
@@ -891,7 +957,9 @@
           </w:p>
         </w:tc>
         <w:tc>
-          <w:tcPr/>
+          <w:tcPr>
+            <w:tcW w:w="7122" w:type="dxa"/>
+          </w:tcPr>
           <w:p>
             <w:pPr>
               <w:pStyle w:val="Compact"/>
@@ -905,7 +973,9 @@
       </w:tr>
       <w:tr>
         <w:tc>
-          <w:tcPr/>
+          <w:tcPr>
+            <w:tcW w:w="2237" w:type="dxa"/>
+          </w:tcPr>
           <w:p>
             <w:pPr>
               <w:pStyle w:val="Compact"/>
@@ -917,7 +987,9 @@
           </w:p>
         </w:tc>
         <w:tc>
-          <w:tcPr/>
+          <w:tcPr>
+            <w:tcW w:w="7122" w:type="dxa"/>
+          </w:tcPr>
           <w:p>
             <w:pPr>
               <w:pStyle w:val="Compact"/>
@@ -931,7 +1003,9 @@
       </w:tr>
       <w:tr>
         <w:tc>
-          <w:tcPr/>
+          <w:tcPr>
+            <w:tcW w:w="2237" w:type="dxa"/>
+          </w:tcPr>
           <w:p>
             <w:pPr>
               <w:pStyle w:val="Compact"/>
@@ -943,7 +1017,9 @@
           </w:p>
         </w:tc>
         <w:tc>
-          <w:tcPr/>
+          <w:tcPr>
+            <w:tcW w:w="7122" w:type="dxa"/>
+          </w:tcPr>
           <w:p>
             <w:pPr>
               <w:pStyle w:val="Compact"/>
@@ -957,7 +1033,9 @@
       </w:tr>
       <w:tr>
         <w:tc>
-          <w:tcPr/>
+          <w:tcPr>
+            <w:tcW w:w="2237" w:type="dxa"/>
+          </w:tcPr>
           <w:p>
             <w:pPr>
               <w:pStyle w:val="Compact"/>
@@ -969,7 +1047,9 @@
           </w:p>
         </w:tc>
         <w:tc>
-          <w:tcPr/>
+          <w:tcPr>
+            <w:tcW w:w="7122" w:type="dxa"/>
+          </w:tcPr>
           <w:p>
             <w:pPr>
               <w:pStyle w:val="Compact"/>
@@ -983,7 +1063,9 @@
       </w:tr>
       <w:tr>
         <w:tc>
-          <w:tcPr/>
+          <w:tcPr>
+            <w:tcW w:w="2237" w:type="dxa"/>
+          </w:tcPr>
           <w:p>
             <w:pPr>
               <w:pStyle w:val="Compact"/>
@@ -995,7 +1077,9 @@
           </w:p>
         </w:tc>
         <w:tc>
-          <w:tcPr/>
+          <w:tcPr>
+            <w:tcW w:w="7122" w:type="dxa"/>
+          </w:tcPr>
           <w:p>
             <w:pPr>
               <w:pStyle w:val="Compact"/>
@@ -1021,22 +1105,25 @@
     <w:tbl>
       <w:tblPr>
         <w:tblStyle w:val="Table"/>
-        <w:tblW w:type="auto" w:w="0"/>
+        <w:tblW w:type="dxa" w:w="9360"/>
         <w:tblLook w:firstRow="1" w:lastRow="0" w:firstColumn="0" w:lastColumn="0" w:noHBand="0" w:noVBand="0" w:val="0020"/>
         <w:jc w:val="start"/>
+        <w:tblLayout w:type="fixed"/>
       </w:tblPr>
       <w:tblGrid>
-        <w:gridCol w:w="1980"/>
-        <w:gridCol w:w="1980"/>
-        <w:gridCol w:w="1980"/>
-        <w:gridCol w:w="1980"/>
+        <w:gridCol w:w="1063"/>
+        <w:gridCol w:w="3854"/>
+        <w:gridCol w:w="2666"/>
+        <w:gridCol w:w="1775"/>
       </w:tblGrid>
       <w:tr>
         <w:trPr>
           <w:tblHeader w:val="true"/>
         </w:trPr>
         <w:tc>
-          <w:tcPr/>
+          <w:tcPr>
+            <w:tcW w:w="1063" w:type="dxa"/>
+          </w:tcPr>
           <w:p>
             <w:pPr>
               <w:pStyle w:val="Compact"/>
@@ -1048,7 +1135,9 @@
           </w:p>
         </w:tc>
         <w:tc>
-          <w:tcPr/>
+          <w:tcPr>
+            <w:tcW w:w="3854" w:type="dxa"/>
+          </w:tcPr>
           <w:p>
             <w:pPr>
               <w:pStyle w:val="Compact"/>
@@ -1060,7 +1149,9 @@
           </w:p>
         </w:tc>
         <w:tc>
-          <w:tcPr/>
+          <w:tcPr>
+            <w:tcW w:w="2666" w:type="dxa"/>
+          </w:tcPr>
           <w:p>
             <w:pPr>
               <w:pStyle w:val="Compact"/>
@@ -1072,7 +1163,9 @@
           </w:p>
         </w:tc>
         <w:tc>
-          <w:tcPr/>
+          <w:tcPr>
+            <w:tcW w:w="1775" w:type="dxa"/>
+          </w:tcPr>
           <w:p>
             <w:pPr>
               <w:pStyle w:val="Compact"/>
@@ -1086,7 +1179,9 @@
       </w:tr>
       <w:tr>
         <w:tc>
-          <w:tcPr/>
+          <w:tcPr>
+            <w:tcW w:w="1063" w:type="dxa"/>
+          </w:tcPr>
           <w:p>
             <w:pPr>
               <w:pStyle w:val="Compact"/>
@@ -1098,7 +1193,9 @@
           </w:p>
         </w:tc>
         <w:tc>
-          <w:tcPr/>
+          <w:tcPr>
+            <w:tcW w:w="3854" w:type="dxa"/>
+          </w:tcPr>
           <w:p>
             <w:pPr>
               <w:pStyle w:val="Compact"/>
@@ -1110,7 +1207,9 @@
           </w:p>
         </w:tc>
         <w:tc>
-          <w:tcPr/>
+          <w:tcPr>
+            <w:tcW w:w="2666" w:type="dxa"/>
+          </w:tcPr>
           <w:p>
             <w:pPr>
               <w:pStyle w:val="Compact"/>
@@ -1122,7 +1221,9 @@
           </w:p>
         </w:tc>
         <w:tc>
-          <w:tcPr/>
+          <w:tcPr>
+            <w:tcW w:w="1775" w:type="dxa"/>
+          </w:tcPr>
           <w:p>
             <w:pPr>
               <w:pStyle w:val="Compact"/>
@@ -1148,24 +1249,27 @@
     <w:tbl>
       <w:tblPr>
         <w:tblStyle w:val="Table"/>
-        <w:tblW w:type="auto" w:w="0"/>
+        <w:tblW w:type="dxa" w:w="9360"/>
         <w:tblLook w:firstRow="1" w:lastRow="0" w:firstColumn="0" w:lastColumn="0" w:noHBand="0" w:noVBand="0" w:val="0020"/>
         <w:jc w:val="start"/>
+        <w:tblLayout w:type="fixed"/>
       </w:tblPr>
       <w:tblGrid>
-        <w:gridCol w:w="1320"/>
-        <w:gridCol w:w="1320"/>
-        <w:gridCol w:w="1320"/>
-        <w:gridCol w:w="1320"/>
-        <w:gridCol w:w="1320"/>
-        <w:gridCol w:w="1320"/>
+        <w:gridCol w:w="856"/>
+        <w:gridCol w:w="905"/>
+        <w:gridCol w:w="2717"/>
+        <w:gridCol w:w="1220"/>
+        <w:gridCol w:w="2653"/>
+        <w:gridCol w:w="1005"/>
       </w:tblGrid>
       <w:tr>
         <w:trPr>
           <w:tblHeader w:val="true"/>
         </w:trPr>
         <w:tc>
-          <w:tcPr/>
+          <w:tcPr>
+            <w:tcW w:w="856" w:type="dxa"/>
+          </w:tcPr>
           <w:p>
             <w:pPr>
               <w:pStyle w:val="Compact"/>
@@ -1177,7 +1281,9 @@
           </w:p>
         </w:tc>
         <w:tc>
-          <w:tcPr/>
+          <w:tcPr>
+            <w:tcW w:w="905" w:type="dxa"/>
+          </w:tcPr>
           <w:p>
             <w:pPr>
               <w:pStyle w:val="Compact"/>
@@ -1189,7 +1295,9 @@
           </w:p>
         </w:tc>
         <w:tc>
-          <w:tcPr/>
+          <w:tcPr>
+            <w:tcW w:w="2717" w:type="dxa"/>
+          </w:tcPr>
           <w:p>
             <w:pPr>
               <w:pStyle w:val="Compact"/>
@@ -1201,7 +1309,9 @@
           </w:p>
         </w:tc>
         <w:tc>
-          <w:tcPr/>
+          <w:tcPr>
+            <w:tcW w:w="1220" w:type="dxa"/>
+          </w:tcPr>
           <w:p>
             <w:pPr>
               <w:pStyle w:val="Compact"/>
@@ -1213,7 +1323,9 @@
           </w:p>
         </w:tc>
         <w:tc>
-          <w:tcPr/>
+          <w:tcPr>
+            <w:tcW w:w="2653" w:type="dxa"/>
+          </w:tcPr>
           <w:p>
             <w:pPr>
               <w:pStyle w:val="Compact"/>
@@ -1225,7 +1337,9 @@
           </w:p>
         </w:tc>
         <w:tc>
-          <w:tcPr/>
+          <w:tcPr>
+            <w:tcW w:w="1005" w:type="dxa"/>
+          </w:tcPr>
           <w:p>
             <w:pPr>
               <w:pStyle w:val="Compact"/>
@@ -1239,7 +1353,9 @@
       </w:tr>
       <w:tr>
         <w:tc>
-          <w:tcPr/>
+          <w:tcPr>
+            <w:tcW w:w="856" w:type="dxa"/>
+          </w:tcPr>
           <w:p>
             <w:pPr>
               <w:pStyle w:val="Compact"/>
@@ -1251,7 +1367,9 @@
           </w:p>
         </w:tc>
         <w:tc>
-          <w:tcPr/>
+          <w:tcPr>
+            <w:tcW w:w="905" w:type="dxa"/>
+          </w:tcPr>
           <w:p>
             <w:pPr>
               <w:pStyle w:val="Compact"/>
@@ -1263,7 +1381,9 @@
           </w:p>
         </w:tc>
         <w:tc>
-          <w:tcPr/>
+          <w:tcPr>
+            <w:tcW w:w="2717" w:type="dxa"/>
+          </w:tcPr>
           <w:p>
             <w:pPr>
               <w:pStyle w:val="Compact"/>
@@ -1275,7 +1395,9 @@
           </w:p>
         </w:tc>
         <w:tc>
-          <w:tcPr/>
+          <w:tcPr>
+            <w:tcW w:w="1220" w:type="dxa"/>
+          </w:tcPr>
           <w:p>
             <w:pPr>
               <w:pStyle w:val="Compact"/>
@@ -1287,7 +1409,9 @@
           </w:p>
         </w:tc>
         <w:tc>
-          <w:tcPr/>
+          <w:tcPr>
+            <w:tcW w:w="2653" w:type="dxa"/>
+          </w:tcPr>
           <w:p>
             <w:pPr>
               <w:pStyle w:val="Compact"/>
@@ -1299,7 +1423,9 @@
           </w:p>
         </w:tc>
         <w:tc>
-          <w:tcPr/>
+          <w:tcPr>
+            <w:tcW w:w="1005" w:type="dxa"/>
+          </w:tcPr>
           <w:p>
             <w:pPr>
               <w:pStyle w:val="Compact"/>
@@ -1313,7 +1439,9 @@
       </w:tr>
       <w:tr>
         <w:tc>
-          <w:tcPr/>
+          <w:tcPr>
+            <w:tcW w:w="856" w:type="dxa"/>
+          </w:tcPr>
           <w:p>
             <w:pPr>
               <w:pStyle w:val="Compact"/>
@@ -1325,7 +1453,9 @@
           </w:p>
         </w:tc>
         <w:tc>
-          <w:tcPr/>
+          <w:tcPr>
+            <w:tcW w:w="905" w:type="dxa"/>
+          </w:tcPr>
           <w:p>
             <w:pPr>
               <w:pStyle w:val="Compact"/>
@@ -1337,7 +1467,9 @@
           </w:p>
         </w:tc>
         <w:tc>
-          <w:tcPr/>
+          <w:tcPr>
+            <w:tcW w:w="2717" w:type="dxa"/>
+          </w:tcPr>
           <w:p>
             <w:pPr>
               <w:pStyle w:val="Compact"/>
@@ -1349,7 +1481,9 @@
           </w:p>
         </w:tc>
         <w:tc>
-          <w:tcPr/>
+          <w:tcPr>
+            <w:tcW w:w="1220" w:type="dxa"/>
+          </w:tcPr>
           <w:p>
             <w:pPr>
               <w:pStyle w:val="Compact"/>
@@ -1361,7 +1495,9 @@
           </w:p>
         </w:tc>
         <w:tc>
-          <w:tcPr/>
+          <w:tcPr>
+            <w:tcW w:w="2653" w:type="dxa"/>
+          </w:tcPr>
           <w:p>
             <w:pPr>
               <w:pStyle w:val="Compact"/>
@@ -1373,7 +1509,9 @@
           </w:p>
         </w:tc>
         <w:tc>
-          <w:tcPr/>
+          <w:tcPr>
+            <w:tcW w:w="1005" w:type="dxa"/>
+          </w:tcPr>
           <w:p>
             <w:pPr>
               <w:pStyle w:val="Compact"/>
@@ -1387,7 +1525,9 @@
       </w:tr>
       <w:tr>
         <w:tc>
-          <w:tcPr/>
+          <w:tcPr>
+            <w:tcW w:w="856" w:type="dxa"/>
+          </w:tcPr>
           <w:p>
             <w:pPr>
               <w:pStyle w:val="Compact"/>
@@ -1399,7 +1539,9 @@
           </w:p>
         </w:tc>
         <w:tc>
-          <w:tcPr/>
+          <w:tcPr>
+            <w:tcW w:w="905" w:type="dxa"/>
+          </w:tcPr>
           <w:p>
             <w:pPr>
               <w:pStyle w:val="Compact"/>
@@ -1411,7 +1553,9 @@
           </w:p>
         </w:tc>
         <w:tc>
-          <w:tcPr/>
+          <w:tcPr>
+            <w:tcW w:w="2717" w:type="dxa"/>
+          </w:tcPr>
           <w:p>
             <w:pPr>
               <w:pStyle w:val="Compact"/>
@@ -1423,7 +1567,9 @@
           </w:p>
         </w:tc>
         <w:tc>
-          <w:tcPr/>
+          <w:tcPr>
+            <w:tcW w:w="1220" w:type="dxa"/>
+          </w:tcPr>
           <w:p>
             <w:pPr>
               <w:pStyle w:val="Compact"/>
@@ -1435,7 +1581,9 @@
           </w:p>
         </w:tc>
         <w:tc>
-          <w:tcPr/>
+          <w:tcPr>
+            <w:tcW w:w="2653" w:type="dxa"/>
+          </w:tcPr>
           <w:p>
             <w:pPr>
               <w:pStyle w:val="Compact"/>
@@ -1447,7 +1595,9 @@
           </w:p>
         </w:tc>
         <w:tc>
-          <w:tcPr/>
+          <w:tcPr>
+            <w:tcW w:w="1005" w:type="dxa"/>
+          </w:tcPr>
           <w:p>
             <w:pPr>
               <w:pStyle w:val="Compact"/>
@@ -1473,24 +1623,27 @@
     <w:tbl>
       <w:tblPr>
         <w:tblStyle w:val="Table"/>
-        <w:tblW w:type="auto" w:w="0"/>
+        <w:tblW w:type="dxa" w:w="9360"/>
         <w:tblLook w:firstRow="1" w:lastRow="0" w:firstColumn="0" w:lastColumn="0" w:noHBand="0" w:noVBand="0" w:val="0020"/>
         <w:jc w:val="start"/>
+        <w:tblLayout w:type="fixed"/>
       </w:tblPr>
       <w:tblGrid>
-        <w:gridCol w:w="1320"/>
-        <w:gridCol w:w="1320"/>
-        <w:gridCol w:w="1320"/>
-        <w:gridCol w:w="1320"/>
-        <w:gridCol w:w="1320"/>
-        <w:gridCol w:w="1320"/>
+        <w:gridCol w:w="833"/>
+        <w:gridCol w:w="833"/>
+        <w:gridCol w:w="2353"/>
+        <w:gridCol w:w="833"/>
+        <w:gridCol w:w="1334"/>
+        <w:gridCol w:w="3172"/>
       </w:tblGrid>
       <w:tr>
         <w:trPr>
           <w:tblHeader w:val="true"/>
         </w:trPr>
         <w:tc>
-          <w:tcPr/>
+          <w:tcPr>
+            <w:tcW w:w="833" w:type="dxa"/>
+          </w:tcPr>
           <w:p>
             <w:pPr>
               <w:pStyle w:val="Compact"/>
@@ -1502,7 +1655,9 @@
           </w:p>
         </w:tc>
         <w:tc>
-          <w:tcPr/>
+          <w:tcPr>
+            <w:tcW w:w="833" w:type="dxa"/>
+          </w:tcPr>
           <w:p>
             <w:pPr>
               <w:pStyle w:val="Compact"/>
@@ -1514,7 +1669,9 @@
           </w:p>
         </w:tc>
         <w:tc>
-          <w:tcPr/>
+          <w:tcPr>
+            <w:tcW w:w="2353" w:type="dxa"/>
+          </w:tcPr>
           <w:p>
             <w:pPr>
               <w:pStyle w:val="Compact"/>
@@ -1526,7 +1683,9 @@
           </w:p>
         </w:tc>
         <w:tc>
-          <w:tcPr/>
+          <w:tcPr>
+            <w:tcW w:w="833" w:type="dxa"/>
+          </w:tcPr>
           <w:p>
             <w:pPr>
               <w:pStyle w:val="Compact"/>
@@ -1538,7 +1697,9 @@
           </w:p>
         </w:tc>
         <w:tc>
-          <w:tcPr/>
+          <w:tcPr>
+            <w:tcW w:w="1334" w:type="dxa"/>
+          </w:tcPr>
           <w:p>
             <w:pPr>
               <w:pStyle w:val="Compact"/>
@@ -1550,7 +1711,9 @@
           </w:p>
         </w:tc>
         <w:tc>
-          <w:tcPr/>
+          <w:tcPr>
+            <w:tcW w:w="3172" w:type="dxa"/>
+          </w:tcPr>
           <w:p>
             <w:pPr>
               <w:pStyle w:val="Compact"/>
@@ -1564,7 +1727,9 @@
       </w:tr>
       <w:tr>
         <w:tc>
-          <w:tcPr/>
+          <w:tcPr>
+            <w:tcW w:w="833" w:type="dxa"/>
+          </w:tcPr>
           <w:p>
             <w:pPr>
               <w:pStyle w:val="Compact"/>
@@ -1576,7 +1741,9 @@
           </w:p>
         </w:tc>
         <w:tc>
-          <w:tcPr/>
+          <w:tcPr>
+            <w:tcW w:w="833" w:type="dxa"/>
+          </w:tcPr>
           <w:p>
             <w:pPr>
               <w:pStyle w:val="Compact"/>
@@ -1588,7 +1755,9 @@
           </w:p>
         </w:tc>
         <w:tc>
-          <w:tcPr/>
+          <w:tcPr>
+            <w:tcW w:w="2353" w:type="dxa"/>
+          </w:tcPr>
           <w:p>
             <w:pPr>
               <w:pStyle w:val="Compact"/>
@@ -1600,7 +1769,9 @@
           </w:p>
         </w:tc>
         <w:tc>
-          <w:tcPr/>
+          <w:tcPr>
+            <w:tcW w:w="833" w:type="dxa"/>
+          </w:tcPr>
           <w:p>
             <w:pPr>
               <w:pStyle w:val="Compact"/>
@@ -1612,7 +1783,9 @@
           </w:p>
         </w:tc>
         <w:tc>
-          <w:tcPr/>
+          <w:tcPr>
+            <w:tcW w:w="1334" w:type="dxa"/>
+          </w:tcPr>
           <w:p>
             <w:pPr>
               <w:pStyle w:val="Compact"/>
@@ -1624,7 +1797,9 @@
           </w:p>
         </w:tc>
         <w:tc>
-          <w:tcPr/>
+          <w:tcPr>
+            <w:tcW w:w="3172" w:type="dxa"/>
+          </w:tcPr>
           <w:p>
             <w:pPr>
               <w:pStyle w:val="Compact"/>
@@ -1658,22 +1833,25 @@
     <w:tbl>
       <w:tblPr>
         <w:tblStyle w:val="Table"/>
-        <w:tblW w:type="auto" w:w="0"/>
+        <w:tblW w:type="dxa" w:w="9360"/>
         <w:tblLook w:firstRow="1" w:lastRow="0" w:firstColumn="0" w:lastColumn="0" w:noHBand="0" w:noVBand="0" w:val="0020"/>
         <w:jc w:val="start"/>
+        <w:tblLayout w:type="fixed"/>
       </w:tblPr>
       <w:tblGrid>
-        <w:gridCol w:w="1980"/>
-        <w:gridCol w:w="1980"/>
-        <w:gridCol w:w="1980"/>
-        <w:gridCol w:w="1980"/>
+        <w:gridCol w:w="1866"/>
+        <w:gridCol w:w="5576"/>
+        <w:gridCol w:w="893"/>
+        <w:gridCol w:w="1023"/>
       </w:tblGrid>
       <w:tr>
         <w:trPr>
           <w:tblHeader w:val="true"/>
         </w:trPr>
         <w:tc>
-          <w:tcPr/>
+          <w:tcPr>
+            <w:tcW w:w="1866" w:type="dxa"/>
+          </w:tcPr>
           <w:p>
             <w:pPr>
               <w:pStyle w:val="Compact"/>
@@ -1685,7 +1863,9 @@
           </w:p>
         </w:tc>
         <w:tc>
-          <w:tcPr/>
+          <w:tcPr>
+            <w:tcW w:w="5576" w:type="dxa"/>
+          </w:tcPr>
           <w:p>
             <w:pPr>
               <w:pStyle w:val="Compact"/>
@@ -1697,7 +1877,9 @@
           </w:p>
         </w:tc>
         <w:tc>
-          <w:tcPr/>
+          <w:tcPr>
+            <w:tcW w:w="893" w:type="dxa"/>
+          </w:tcPr>
           <w:p>
             <w:pPr>
               <w:pStyle w:val="Compact"/>
@@ -1709,7 +1891,9 @@
           </w:p>
         </w:tc>
         <w:tc>
-          <w:tcPr/>
+          <w:tcPr>
+            <w:tcW w:w="1023" w:type="dxa"/>
+          </w:tcPr>
           <w:p>
             <w:pPr>
               <w:pStyle w:val="Compact"/>
@@ -1723,7 +1907,9 @@
       </w:tr>
       <w:tr>
         <w:tc>
-          <w:tcPr/>
+          <w:tcPr>
+            <w:tcW w:w="1866" w:type="dxa"/>
+          </w:tcPr>
           <w:p>
             <w:pPr>
               <w:pStyle w:val="Compact"/>
@@ -1735,7 +1921,9 @@
           </w:p>
         </w:tc>
         <w:tc>
-          <w:tcPr/>
+          <w:tcPr>
+            <w:tcW w:w="5576" w:type="dxa"/>
+          </w:tcPr>
           <w:p>
             <w:pPr>
               <w:pStyle w:val="Compact"/>
@@ -1747,7 +1935,9 @@
           </w:p>
         </w:tc>
         <w:tc>
-          <w:tcPr/>
+          <w:tcPr>
+            <w:tcW w:w="893" w:type="dxa"/>
+          </w:tcPr>
           <w:p>
             <w:pPr>
               <w:pStyle w:val="Compact"/>
@@ -1759,7 +1949,9 @@
           </w:p>
         </w:tc>
         <w:tc>
-          <w:tcPr/>
+          <w:tcPr>
+            <w:tcW w:w="1023" w:type="dxa"/>
+          </w:tcPr>
           <w:p>
             <w:pPr>
               <w:pStyle w:val="Compact"/>
@@ -1773,7 +1965,9 @@
       </w:tr>
       <w:tr>
         <w:tc>
-          <w:tcPr/>
+          <w:tcPr>
+            <w:tcW w:w="1866" w:type="dxa"/>
+          </w:tcPr>
           <w:p>
             <w:pPr>
               <w:pStyle w:val="Compact"/>
@@ -1785,7 +1979,9 @@
           </w:p>
         </w:tc>
         <w:tc>
-          <w:tcPr/>
+          <w:tcPr>
+            <w:tcW w:w="5576" w:type="dxa"/>
+          </w:tcPr>
           <w:p>
             <w:pPr>
               <w:pStyle w:val="Compact"/>
@@ -1797,7 +1993,9 @@
           </w:p>
         </w:tc>
         <w:tc>
-          <w:tcPr/>
+          <w:tcPr>
+            <w:tcW w:w="893" w:type="dxa"/>
+          </w:tcPr>
           <w:p>
             <w:pPr>
               <w:pStyle w:val="Compact"/>
@@ -1809,7 +2007,9 @@
           </w:p>
         </w:tc>
         <w:tc>
-          <w:tcPr/>
+          <w:tcPr>
+            <w:tcW w:w="1023" w:type="dxa"/>
+          </w:tcPr>
           <w:p>
             <w:pPr>
               <w:pStyle w:val="Compact"/>
@@ -1823,7 +2023,9 @@
       </w:tr>
       <w:tr>
         <w:tc>
-          <w:tcPr/>
+          <w:tcPr>
+            <w:tcW w:w="1866" w:type="dxa"/>
+          </w:tcPr>
           <w:p>
             <w:pPr>
               <w:pStyle w:val="Compact"/>
@@ -1835,7 +2037,9 @@
           </w:p>
         </w:tc>
         <w:tc>
-          <w:tcPr/>
+          <w:tcPr>
+            <w:tcW w:w="5576" w:type="dxa"/>
+          </w:tcPr>
           <w:p>
             <w:pPr>
               <w:pStyle w:val="Compact"/>
@@ -1847,7 +2051,9 @@
           </w:p>
         </w:tc>
         <w:tc>
-          <w:tcPr/>
+          <w:tcPr>
+            <w:tcW w:w="893" w:type="dxa"/>
+          </w:tcPr>
           <w:p>
             <w:pPr>
               <w:pStyle w:val="Compact"/>
@@ -1859,7 +2065,9 @@
           </w:p>
         </w:tc>
         <w:tc>
-          <w:tcPr/>
+          <w:tcPr>
+            <w:tcW w:w="1023" w:type="dxa"/>
+          </w:tcPr>
           <w:p>
             <w:pPr>
               <w:pStyle w:val="Compact"/>
@@ -1885,23 +2093,26 @@
     <w:tbl>
       <w:tblPr>
         <w:tblStyle w:val="Table"/>
-        <w:tblW w:type="auto" w:w="0"/>
+        <w:tblW w:type="dxa" w:w="9360"/>
         <w:tblLook w:firstRow="1" w:lastRow="0" w:firstColumn="0" w:lastColumn="0" w:noHBand="0" w:noVBand="0" w:val="0020"/>
         <w:jc w:val="start"/>
+        <w:tblLayout w:type="fixed"/>
       </w:tblPr>
       <w:tblGrid>
-        <w:gridCol w:w="1584"/>
-        <w:gridCol w:w="1584"/>
-        <w:gridCol w:w="1584"/>
-        <w:gridCol w:w="1584"/>
-        <w:gridCol w:w="1584"/>
+        <w:gridCol w:w="1059"/>
+        <w:gridCol w:w="4118"/>
+        <w:gridCol w:w="1161"/>
+        <w:gridCol w:w="1405"/>
+        <w:gridCol w:w="1614"/>
       </w:tblGrid>
       <w:tr>
         <w:trPr>
           <w:tblHeader w:val="true"/>
         </w:trPr>
         <w:tc>
-          <w:tcPr/>
+          <w:tcPr>
+            <w:tcW w:w="1059" w:type="dxa"/>
+          </w:tcPr>
           <w:p>
             <w:pPr>
               <w:pStyle w:val="Compact"/>
@@ -1913,7 +2124,9 @@
           </w:p>
         </w:tc>
         <w:tc>
-          <w:tcPr/>
+          <w:tcPr>
+            <w:tcW w:w="4118" w:type="dxa"/>
+          </w:tcPr>
           <w:p>
             <w:pPr>
               <w:pStyle w:val="Compact"/>
@@ -1925,7 +2138,9 @@
           </w:p>
         </w:tc>
         <w:tc>
-          <w:tcPr/>
+          <w:tcPr>
+            <w:tcW w:w="1161" w:type="dxa"/>
+          </w:tcPr>
           <w:p>
             <w:pPr>
               <w:pStyle w:val="Compact"/>
@@ -1937,7 +2152,9 @@
           </w:p>
         </w:tc>
         <w:tc>
-          <w:tcPr/>
+          <w:tcPr>
+            <w:tcW w:w="1405" w:type="dxa"/>
+          </w:tcPr>
           <w:p>
             <w:pPr>
               <w:pStyle w:val="Compact"/>
@@ -1949,7 +2166,9 @@
           </w:p>
         </w:tc>
         <w:tc>
-          <w:tcPr/>
+          <w:tcPr>
+            <w:tcW w:w="1614" w:type="dxa"/>
+          </w:tcPr>
           <w:p>
             <w:pPr>
               <w:pStyle w:val="Compact"/>
@@ -1963,7 +2182,9 @@
       </w:tr>
       <w:tr>
         <w:tc>
-          <w:tcPr/>
+          <w:tcPr>
+            <w:tcW w:w="1059" w:type="dxa"/>
+          </w:tcPr>
           <w:p>
             <w:pPr>
               <w:pStyle w:val="Compact"/>
@@ -1975,7 +2196,9 @@
           </w:p>
         </w:tc>
         <w:tc>
-          <w:tcPr/>
+          <w:tcPr>
+            <w:tcW w:w="4118" w:type="dxa"/>
+          </w:tcPr>
           <w:p>
             <w:pPr>
               <w:pStyle w:val="Compact"/>
@@ -1987,7 +2210,9 @@
           </w:p>
         </w:tc>
         <w:tc>
-          <w:tcPr/>
+          <w:tcPr>
+            <w:tcW w:w="1161" w:type="dxa"/>
+          </w:tcPr>
           <w:p>
             <w:pPr>
               <w:pStyle w:val="Compact"/>
@@ -1999,7 +2224,9 @@
           </w:p>
         </w:tc>
         <w:tc>
-          <w:tcPr/>
+          <w:tcPr>
+            <w:tcW w:w="1405" w:type="dxa"/>
+          </w:tcPr>
           <w:p>
             <w:pPr>
               <w:pStyle w:val="Compact"/>
@@ -2011,7 +2238,9 @@
           </w:p>
         </w:tc>
         <w:tc>
-          <w:tcPr/>
+          <w:tcPr>
+            <w:tcW w:w="1614" w:type="dxa"/>
+          </w:tcPr>
           <w:p>
             <w:pPr>
               <w:pStyle w:val="Compact"/>
@@ -2025,7 +2254,9 @@
       </w:tr>
       <w:tr>
         <w:tc>
-          <w:tcPr/>
+          <w:tcPr>
+            <w:tcW w:w="1059" w:type="dxa"/>
+          </w:tcPr>
           <w:p>
             <w:pPr>
               <w:pStyle w:val="Compact"/>
@@ -2037,7 +2268,9 @@
           </w:p>
         </w:tc>
         <w:tc>
-          <w:tcPr/>
+          <w:tcPr>
+            <w:tcW w:w="4118" w:type="dxa"/>
+          </w:tcPr>
           <w:p>
             <w:pPr>
               <w:pStyle w:val="Compact"/>
@@ -2049,7 +2282,9 @@
           </w:p>
         </w:tc>
         <w:tc>
-          <w:tcPr/>
+          <w:tcPr>
+            <w:tcW w:w="1161" w:type="dxa"/>
+          </w:tcPr>
           <w:p>
             <w:pPr>
               <w:pStyle w:val="Compact"/>
@@ -2061,7 +2296,9 @@
           </w:p>
         </w:tc>
         <w:tc>
-          <w:tcPr/>
+          <w:tcPr>
+            <w:tcW w:w="1405" w:type="dxa"/>
+          </w:tcPr>
           <w:p>
             <w:pPr>
               <w:pStyle w:val="Compact"/>
@@ -2073,7 +2310,9 @@
           </w:p>
         </w:tc>
         <w:tc>
-          <w:tcPr/>
+          <w:tcPr>
+            <w:tcW w:w="1614" w:type="dxa"/>
+          </w:tcPr>
           <w:p>
             <w:pPr>
               <w:pStyle w:val="Compact"/>
@@ -2087,7 +2326,9 @@
       </w:tr>
       <w:tr>
         <w:tc>
-          <w:tcPr/>
+          <w:tcPr>
+            <w:tcW w:w="1059" w:type="dxa"/>
+          </w:tcPr>
           <w:p>
             <w:pPr>
               <w:pStyle w:val="Compact"/>
@@ -2099,7 +2340,9 @@
           </w:p>
         </w:tc>
         <w:tc>
-          <w:tcPr/>
+          <w:tcPr>
+            <w:tcW w:w="4118" w:type="dxa"/>
+          </w:tcPr>
           <w:p>
             <w:pPr>
               <w:pStyle w:val="Compact"/>
@@ -2111,7 +2354,9 @@
           </w:p>
         </w:tc>
         <w:tc>
-          <w:tcPr/>
+          <w:tcPr>
+            <w:tcW w:w="1161" w:type="dxa"/>
+          </w:tcPr>
           <w:p>
             <w:pPr>
               <w:pStyle w:val="Compact"/>
@@ -2123,7 +2368,9 @@
           </w:p>
         </w:tc>
         <w:tc>
-          <w:tcPr/>
+          <w:tcPr>
+            <w:tcW w:w="1405" w:type="dxa"/>
+          </w:tcPr>
           <w:p>
             <w:pPr>
               <w:pStyle w:val="Compact"/>
@@ -2135,7 +2382,9 @@
           </w:p>
         </w:tc>
         <w:tc>
-          <w:tcPr/>
+          <w:tcPr>
+            <w:tcW w:w="1614" w:type="dxa"/>
+          </w:tcPr>
           <w:p>
             <w:pPr>
               <w:pStyle w:val="Compact"/>
@@ -2169,22 +2418,25 @@
     <w:tbl>
       <w:tblPr>
         <w:tblStyle w:val="Table"/>
-        <w:tblW w:type="auto" w:w="0"/>
+        <w:tblW w:type="dxa" w:w="9360"/>
         <w:tblLook w:firstRow="1" w:lastRow="0" w:firstColumn="0" w:lastColumn="0" w:noHBand="0" w:noVBand="0" w:val="0020"/>
         <w:jc w:val="start"/>
+        <w:tblLayout w:type="fixed"/>
       </w:tblPr>
       <w:tblGrid>
-        <w:gridCol w:w="1980"/>
-        <w:gridCol w:w="1980"/>
-        <w:gridCol w:w="1980"/>
-        <w:gridCol w:w="1980"/>
+        <w:gridCol w:w="4074"/>
+        <w:gridCol w:w="1946"/>
+        <w:gridCol w:w="2474"/>
+        <w:gridCol w:w="865"/>
       </w:tblGrid>
       <w:tr>
         <w:trPr>
           <w:tblHeader w:val="true"/>
         </w:trPr>
         <w:tc>
-          <w:tcPr/>
+          <w:tcPr>
+            <w:tcW w:w="4074" w:type="dxa"/>
+          </w:tcPr>
           <w:p>
             <w:pPr>
               <w:pStyle w:val="Compact"/>
@@ -2196,7 +2448,9 @@
           </w:p>
         </w:tc>
         <w:tc>
-          <w:tcPr/>
+          <w:tcPr>
+            <w:tcW w:w="1946" w:type="dxa"/>
+          </w:tcPr>
           <w:p>
             <w:pPr>
               <w:pStyle w:val="Compact"/>
@@ -2208,7 +2462,9 @@
           </w:p>
         </w:tc>
         <w:tc>
-          <w:tcPr/>
+          <w:tcPr>
+            <w:tcW w:w="2474" w:type="dxa"/>
+          </w:tcPr>
           <w:p>
             <w:pPr>
               <w:pStyle w:val="Compact"/>
@@ -2220,7 +2476,9 @@
           </w:p>
         </w:tc>
         <w:tc>
-          <w:tcPr/>
+          <w:tcPr>
+            <w:tcW w:w="865" w:type="dxa"/>
+          </w:tcPr>
           <w:p>
             <w:pPr>
               <w:pStyle w:val="Compact"/>
@@ -2234,7 +2492,9 @@
       </w:tr>
       <w:tr>
         <w:tc>
-          <w:tcPr/>
+          <w:tcPr>
+            <w:tcW w:w="4074" w:type="dxa"/>
+          </w:tcPr>
           <w:p>
             <w:pPr>
               <w:pStyle w:val="Compact"/>
@@ -2246,7 +2506,9 @@
           </w:p>
         </w:tc>
         <w:tc>
-          <w:tcPr/>
+          <w:tcPr>
+            <w:tcW w:w="1946" w:type="dxa"/>
+          </w:tcPr>
           <w:p>
             <w:pPr>
               <w:pStyle w:val="Compact"/>
@@ -2258,7 +2520,9 @@
           </w:p>
         </w:tc>
         <w:tc>
-          <w:tcPr/>
+          <w:tcPr>
+            <w:tcW w:w="2474" w:type="dxa"/>
+          </w:tcPr>
           <w:p>
             <w:pPr>
               <w:pStyle w:val="Compact"/>
@@ -2270,7 +2534,9 @@
           </w:p>
         </w:tc>
         <w:tc>
-          <w:tcPr/>
+          <w:tcPr>
+            <w:tcW w:w="865" w:type="dxa"/>
+          </w:tcPr>
           <w:p>
             <w:pPr>
               <w:pStyle w:val="Compact"/>
@@ -2304,23 +2570,26 @@
     <w:tbl>
       <w:tblPr>
         <w:tblStyle w:val="Table"/>
-        <w:tblW w:type="auto" w:w="0"/>
+        <w:tblW w:type="dxa" w:w="9360"/>
         <w:tblLook w:firstRow="1" w:lastRow="0" w:firstColumn="0" w:lastColumn="0" w:noHBand="0" w:noVBand="0" w:val="0020"/>
         <w:jc w:val="start"/>
+        <w:tblLayout w:type="fixed"/>
       </w:tblPr>
       <w:tblGrid>
-        <w:gridCol w:w="1584"/>
-        <w:gridCol w:w="1584"/>
-        <w:gridCol w:w="1584"/>
-        <w:gridCol w:w="1584"/>
-        <w:gridCol w:w="1584"/>
+        <w:gridCol w:w="1157"/>
+        <w:gridCol w:w="879"/>
+        <w:gridCol w:w="4780"/>
+        <w:gridCol w:w="992"/>
+        <w:gridCol w:w="1551"/>
       </w:tblGrid>
       <w:tr>
         <w:trPr>
           <w:tblHeader w:val="true"/>
         </w:trPr>
         <w:tc>
-          <w:tcPr/>
+          <w:tcPr>
+            <w:tcW w:w="1157" w:type="dxa"/>
+          </w:tcPr>
           <w:p>
             <w:pPr>
               <w:pStyle w:val="Compact"/>
@@ -2332,7 +2601,9 @@
           </w:p>
         </w:tc>
         <w:tc>
-          <w:tcPr/>
+          <w:tcPr>
+            <w:tcW w:w="879" w:type="dxa"/>
+          </w:tcPr>
           <w:p>
             <w:pPr>
               <w:pStyle w:val="Compact"/>
@@ -2344,7 +2615,9 @@
           </w:p>
         </w:tc>
         <w:tc>
-          <w:tcPr/>
+          <w:tcPr>
+            <w:tcW w:w="4780" w:type="dxa"/>
+          </w:tcPr>
           <w:p>
             <w:pPr>
               <w:pStyle w:val="Compact"/>
@@ -2356,7 +2629,9 @@
           </w:p>
         </w:tc>
         <w:tc>
-          <w:tcPr/>
+          <w:tcPr>
+            <w:tcW w:w="992" w:type="dxa"/>
+          </w:tcPr>
           <w:p>
             <w:pPr>
               <w:pStyle w:val="Compact"/>
@@ -2368,7 +2643,9 @@
           </w:p>
         </w:tc>
         <w:tc>
-          <w:tcPr/>
+          <w:tcPr>
+            <w:tcW w:w="1551" w:type="dxa"/>
+          </w:tcPr>
           <w:p>
             <w:pPr>
               <w:pStyle w:val="Compact"/>
@@ -2382,7 +2659,9 @@
       </w:tr>
       <w:tr>
         <w:tc>
-          <w:tcPr/>
+          <w:tcPr>
+            <w:tcW w:w="1157" w:type="dxa"/>
+          </w:tcPr>
           <w:p>
             <w:pPr>
               <w:pStyle w:val="Compact"/>
@@ -2394,7 +2673,9 @@
           </w:p>
         </w:tc>
         <w:tc>
-          <w:tcPr/>
+          <w:tcPr>
+            <w:tcW w:w="879" w:type="dxa"/>
+          </w:tcPr>
           <w:p>
             <w:pPr>
               <w:pStyle w:val="Compact"/>
@@ -2406,7 +2687,9 @@
           </w:p>
         </w:tc>
         <w:tc>
-          <w:tcPr/>
+          <w:tcPr>
+            <w:tcW w:w="4780" w:type="dxa"/>
+          </w:tcPr>
           <w:p>
             <w:pPr>
               <w:pStyle w:val="Compact"/>
@@ -2418,7 +2701,9 @@
           </w:p>
         </w:tc>
         <w:tc>
-          <w:tcPr/>
+          <w:tcPr>
+            <w:tcW w:w="992" w:type="dxa"/>
+          </w:tcPr>
           <w:p>
             <w:pPr>
               <w:pStyle w:val="Compact"/>
@@ -2430,7 +2715,9 @@
           </w:p>
         </w:tc>
         <w:tc>
-          <w:tcPr/>
+          <w:tcPr>
+            <w:tcW w:w="1551" w:type="dxa"/>
+          </w:tcPr>
           <w:p>
             <w:pPr>
               <w:pStyle w:val="Compact"/>
@@ -2457,21 +2744,24 @@
     <w:tbl>
       <w:tblPr>
         <w:tblStyle w:val="Table"/>
-        <w:tblW w:type="auto" w:w="0"/>
+        <w:tblW w:type="dxa" w:w="9360"/>
         <w:tblLook w:firstRow="1" w:lastRow="0" w:firstColumn="0" w:lastColumn="0" w:noHBand="0" w:noVBand="0" w:val="0020"/>
         <w:jc w:val="start"/>
+        <w:tblLayout w:type="fixed"/>
       </w:tblPr>
       <w:tblGrid>
-        <w:gridCol w:w="2640"/>
-        <w:gridCol w:w="2640"/>
-        <w:gridCol w:w="2640"/>
+        <w:gridCol w:w="1180"/>
+        <w:gridCol w:w="2001"/>
+        <w:gridCol w:w="6177"/>
       </w:tblGrid>
       <w:tr>
         <w:trPr>
           <w:tblHeader w:val="true"/>
         </w:trPr>
         <w:tc>
-          <w:tcPr/>
+          <w:tcPr>
+            <w:tcW w:w="1180" w:type="dxa"/>
+          </w:tcPr>
           <w:p>
             <w:pPr>
               <w:pStyle w:val="Compact"/>
@@ -2483,7 +2773,9 @@
           </w:p>
         </w:tc>
         <w:tc>
-          <w:tcPr/>
+          <w:tcPr>
+            <w:tcW w:w="2001" w:type="dxa"/>
+          </w:tcPr>
           <w:p>
             <w:pPr>
               <w:pStyle w:val="Compact"/>
@@ -2495,7 +2787,9 @@
           </w:p>
         </w:tc>
         <w:tc>
-          <w:tcPr/>
+          <w:tcPr>
+            <w:tcW w:w="6177" w:type="dxa"/>
+          </w:tcPr>
           <w:p>
             <w:pPr>
               <w:pStyle w:val="Compact"/>
@@ -2509,7 +2803,9 @@
       </w:tr>
       <w:tr>
         <w:tc>
-          <w:tcPr/>
+          <w:tcPr>
+            <w:tcW w:w="1180" w:type="dxa"/>
+          </w:tcPr>
           <w:p>
             <w:pPr>
               <w:pStyle w:val="Compact"/>
@@ -2521,7 +2817,9 @@
           </w:p>
         </w:tc>
         <w:tc>
-          <w:tcPr/>
+          <w:tcPr>
+            <w:tcW w:w="2001" w:type="dxa"/>
+          </w:tcPr>
           <w:p>
             <w:pPr>
               <w:pStyle w:val="Compact"/>
@@ -2533,7 +2831,9 @@
           </w:p>
         </w:tc>
         <w:tc>
-          <w:tcPr/>
+          <w:tcPr>
+            <w:tcW w:w="6177" w:type="dxa"/>
+          </w:tcPr>
           <w:p>
             <w:pPr>
               <w:pStyle w:val="Compact"/>
@@ -2547,7 +2847,9 @@
       </w:tr>
       <w:tr>
         <w:tc>
-          <w:tcPr/>
+          <w:tcPr>
+            <w:tcW w:w="1180" w:type="dxa"/>
+          </w:tcPr>
           <w:p>
             <w:pPr>
               <w:pStyle w:val="Compact"/>
@@ -2559,7 +2861,9 @@
           </w:p>
         </w:tc>
         <w:tc>
-          <w:tcPr/>
+          <w:tcPr>
+            <w:tcW w:w="2001" w:type="dxa"/>
+          </w:tcPr>
           <w:p>
             <w:pPr>
               <w:pStyle w:val="Compact"/>
@@ -2571,7 +2875,9 @@
           </w:p>
         </w:tc>
         <w:tc>
-          <w:tcPr/>
+          <w:tcPr>
+            <w:tcW w:w="6177" w:type="dxa"/>
+          </w:tcPr>
           <w:p>
             <w:pPr>
               <w:pStyle w:val="Compact"/>
@@ -2585,7 +2891,9 @@
       </w:tr>
       <w:tr>
         <w:tc>
-          <w:tcPr/>
+          <w:tcPr>
+            <w:tcW w:w="1180" w:type="dxa"/>
+          </w:tcPr>
           <w:p>
             <w:pPr>
               <w:pStyle w:val="Compact"/>
@@ -2597,7 +2905,9 @@
           </w:p>
         </w:tc>
         <w:tc>
-          <w:tcPr/>
+          <w:tcPr>
+            <w:tcW w:w="2001" w:type="dxa"/>
+          </w:tcPr>
           <w:p>
             <w:pPr>
               <w:pStyle w:val="Compact"/>
@@ -2609,7 +2919,9 @@
           </w:p>
         </w:tc>
         <w:tc>
-          <w:tcPr/>
+          <w:tcPr>
+            <w:tcW w:w="6177" w:type="dxa"/>
+          </w:tcPr>
           <w:p>
             <w:pPr>
               <w:pStyle w:val="Compact"/>
@@ -2623,7 +2935,9 @@
       </w:tr>
       <w:tr>
         <w:tc>
-          <w:tcPr/>
+          <w:tcPr>
+            <w:tcW w:w="1180" w:type="dxa"/>
+          </w:tcPr>
           <w:p>
             <w:pPr>
               <w:pStyle w:val="Compact"/>
@@ -2635,7 +2949,9 @@
           </w:p>
         </w:tc>
         <w:tc>
-          <w:tcPr/>
+          <w:tcPr>
+            <w:tcW w:w="2001" w:type="dxa"/>
+          </w:tcPr>
           <w:p>
             <w:pPr>
               <w:pStyle w:val="Compact"/>
@@ -2647,7 +2963,9 @@
           </w:p>
         </w:tc>
         <w:tc>
-          <w:tcPr/>
+          <w:tcPr>
+            <w:tcW w:w="6177" w:type="dxa"/>
+          </w:tcPr>
           <w:p>
             <w:pPr>
               <w:pStyle w:val="Compact"/>

--- a/dist/docs/templates/knowledge/process-sop.docx
+++ b/dist/docs/templates/knowledge/process-sop.docx
@@ -1255,12 +1255,12 @@
         <w:tblLayout w:type="fixed"/>
       </w:tblPr>
       <w:tblGrid>
-        <w:gridCol w:w="856"/>
-        <w:gridCol w:w="905"/>
-        <w:gridCol w:w="2717"/>
-        <w:gridCol w:w="1220"/>
-        <w:gridCol w:w="2653"/>
-        <w:gridCol w:w="1005"/>
+        <w:gridCol w:w="900"/>
+        <w:gridCol w:w="1265"/>
+        <w:gridCol w:w="2397"/>
+        <w:gridCol w:w="1076"/>
+        <w:gridCol w:w="2340"/>
+        <w:gridCol w:w="1380"/>
       </w:tblGrid>
       <w:tr>
         <w:trPr>
@@ -1268,7 +1268,7 @@
         </w:trPr>
         <w:tc>
           <w:tcPr>
-            <w:tcW w:w="856" w:type="dxa"/>
+            <w:tcW w:w="900" w:type="dxa"/>
           </w:tcPr>
           <w:p>
             <w:pPr>
@@ -1282,7 +1282,7 @@
         </w:tc>
         <w:tc>
           <w:tcPr>
-            <w:tcW w:w="905" w:type="dxa"/>
+            <w:tcW w:w="1265" w:type="dxa"/>
           </w:tcPr>
           <w:p>
             <w:pPr>
@@ -1296,7 +1296,7 @@
         </w:tc>
         <w:tc>
           <w:tcPr>
-            <w:tcW w:w="2717" w:type="dxa"/>
+            <w:tcW w:w="2397" w:type="dxa"/>
           </w:tcPr>
           <w:p>
             <w:pPr>
@@ -1310,7 +1310,7 @@
         </w:tc>
         <w:tc>
           <w:tcPr>
-            <w:tcW w:w="1220" w:type="dxa"/>
+            <w:tcW w:w="1076" w:type="dxa"/>
           </w:tcPr>
           <w:p>
             <w:pPr>
@@ -1324,7 +1324,7 @@
         </w:tc>
         <w:tc>
           <w:tcPr>
-            <w:tcW w:w="2653" w:type="dxa"/>
+            <w:tcW w:w="2340" w:type="dxa"/>
           </w:tcPr>
           <w:p>
             <w:pPr>
@@ -1338,7 +1338,7 @@
         </w:tc>
         <w:tc>
           <w:tcPr>
-            <w:tcW w:w="1005" w:type="dxa"/>
+            <w:tcW w:w="1380" w:type="dxa"/>
           </w:tcPr>
           <w:p>
             <w:pPr>
@@ -1354,7 +1354,7 @@
       <w:tr>
         <w:tc>
           <w:tcPr>
-            <w:tcW w:w="856" w:type="dxa"/>
+            <w:tcW w:w="900" w:type="dxa"/>
           </w:tcPr>
           <w:p>
             <w:pPr>
@@ -1368,7 +1368,7 @@
         </w:tc>
         <w:tc>
           <w:tcPr>
-            <w:tcW w:w="905" w:type="dxa"/>
+            <w:tcW w:w="1265" w:type="dxa"/>
           </w:tcPr>
           <w:p>
             <w:pPr>
@@ -1382,7 +1382,7 @@
         </w:tc>
         <w:tc>
           <w:tcPr>
-            <w:tcW w:w="2717" w:type="dxa"/>
+            <w:tcW w:w="2397" w:type="dxa"/>
           </w:tcPr>
           <w:p>
             <w:pPr>
@@ -1396,7 +1396,7 @@
         </w:tc>
         <w:tc>
           <w:tcPr>
-            <w:tcW w:w="1220" w:type="dxa"/>
+            <w:tcW w:w="1076" w:type="dxa"/>
           </w:tcPr>
           <w:p>
             <w:pPr>
@@ -1410,7 +1410,7 @@
         </w:tc>
         <w:tc>
           <w:tcPr>
-            <w:tcW w:w="2653" w:type="dxa"/>
+            <w:tcW w:w="2340" w:type="dxa"/>
           </w:tcPr>
           <w:p>
             <w:pPr>
@@ -1424,7 +1424,7 @@
         </w:tc>
         <w:tc>
           <w:tcPr>
-            <w:tcW w:w="1005" w:type="dxa"/>
+            <w:tcW w:w="1380" w:type="dxa"/>
           </w:tcPr>
           <w:p>
             <w:pPr>
@@ -1440,7 +1440,7 @@
       <w:tr>
         <w:tc>
           <w:tcPr>
-            <w:tcW w:w="856" w:type="dxa"/>
+            <w:tcW w:w="900" w:type="dxa"/>
           </w:tcPr>
           <w:p>
             <w:pPr>
@@ -1454,7 +1454,7 @@
         </w:tc>
         <w:tc>
           <w:tcPr>
-            <w:tcW w:w="905" w:type="dxa"/>
+            <w:tcW w:w="1265" w:type="dxa"/>
           </w:tcPr>
           <w:p>
             <w:pPr>
@@ -1468,7 +1468,7 @@
         </w:tc>
         <w:tc>
           <w:tcPr>
-            <w:tcW w:w="2717" w:type="dxa"/>
+            <w:tcW w:w="2397" w:type="dxa"/>
           </w:tcPr>
           <w:p>
             <w:pPr>
@@ -1482,7 +1482,7 @@
         </w:tc>
         <w:tc>
           <w:tcPr>
-            <w:tcW w:w="1220" w:type="dxa"/>
+            <w:tcW w:w="1076" w:type="dxa"/>
           </w:tcPr>
           <w:p>
             <w:pPr>
@@ -1496,7 +1496,7 @@
         </w:tc>
         <w:tc>
           <w:tcPr>
-            <w:tcW w:w="2653" w:type="dxa"/>
+            <w:tcW w:w="2340" w:type="dxa"/>
           </w:tcPr>
           <w:p>
             <w:pPr>
@@ -1510,7 +1510,7 @@
         </w:tc>
         <w:tc>
           <w:tcPr>
-            <w:tcW w:w="1005" w:type="dxa"/>
+            <w:tcW w:w="1380" w:type="dxa"/>
           </w:tcPr>
           <w:p>
             <w:pPr>
@@ -1526,7 +1526,7 @@
       <w:tr>
         <w:tc>
           <w:tcPr>
-            <w:tcW w:w="856" w:type="dxa"/>
+            <w:tcW w:w="900" w:type="dxa"/>
           </w:tcPr>
           <w:p>
             <w:pPr>
@@ -1540,7 +1540,7 @@
         </w:tc>
         <w:tc>
           <w:tcPr>
-            <w:tcW w:w="905" w:type="dxa"/>
+            <w:tcW w:w="1265" w:type="dxa"/>
           </w:tcPr>
           <w:p>
             <w:pPr>
@@ -1554,7 +1554,7 @@
         </w:tc>
         <w:tc>
           <w:tcPr>
-            <w:tcW w:w="2717" w:type="dxa"/>
+            <w:tcW w:w="2397" w:type="dxa"/>
           </w:tcPr>
           <w:p>
             <w:pPr>
@@ -1568,7 +1568,7 @@
         </w:tc>
         <w:tc>
           <w:tcPr>
-            <w:tcW w:w="1220" w:type="dxa"/>
+            <w:tcW w:w="1076" w:type="dxa"/>
           </w:tcPr>
           <w:p>
             <w:pPr>
@@ -1582,7 +1582,7 @@
         </w:tc>
         <w:tc>
           <w:tcPr>
-            <w:tcW w:w="2653" w:type="dxa"/>
+            <w:tcW w:w="2340" w:type="dxa"/>
           </w:tcPr>
           <w:p>
             <w:pPr>
@@ -1596,7 +1596,7 @@
         </w:tc>
         <w:tc>
           <w:tcPr>
-            <w:tcW w:w="1005" w:type="dxa"/>
+            <w:tcW w:w="1380" w:type="dxa"/>
           </w:tcPr>
           <w:p>
             <w:pPr>
@@ -1629,12 +1629,12 @@
         <w:tblLayout w:type="fixed"/>
       </w:tblPr>
       <w:tblGrid>
-        <w:gridCol w:w="833"/>
-        <w:gridCol w:w="833"/>
-        <w:gridCol w:w="2353"/>
-        <w:gridCol w:w="833"/>
-        <w:gridCol w:w="1334"/>
-        <w:gridCol w:w="3172"/>
+        <w:gridCol w:w="1035"/>
+        <w:gridCol w:w="900"/>
+        <w:gridCol w:w="2231"/>
+        <w:gridCol w:w="920"/>
+        <w:gridCol w:w="1265"/>
+        <w:gridCol w:w="3008"/>
       </w:tblGrid>
       <w:tr>
         <w:trPr>
@@ -1642,7 +1642,7 @@
         </w:trPr>
         <w:tc>
           <w:tcPr>
-            <w:tcW w:w="833" w:type="dxa"/>
+            <w:tcW w:w="1035" w:type="dxa"/>
           </w:tcPr>
           <w:p>
             <w:pPr>
@@ -1656,7 +1656,7 @@
         </w:tc>
         <w:tc>
           <w:tcPr>
-            <w:tcW w:w="833" w:type="dxa"/>
+            <w:tcW w:w="900" w:type="dxa"/>
           </w:tcPr>
           <w:p>
             <w:pPr>
@@ -1670,7 +1670,7 @@
         </w:tc>
         <w:tc>
           <w:tcPr>
-            <w:tcW w:w="2353" w:type="dxa"/>
+            <w:tcW w:w="2231" w:type="dxa"/>
           </w:tcPr>
           <w:p>
             <w:pPr>
@@ -1684,7 +1684,7 @@
         </w:tc>
         <w:tc>
           <w:tcPr>
-            <w:tcW w:w="833" w:type="dxa"/>
+            <w:tcW w:w="920" w:type="dxa"/>
           </w:tcPr>
           <w:p>
             <w:pPr>
@@ -1698,7 +1698,7 @@
         </w:tc>
         <w:tc>
           <w:tcPr>
-            <w:tcW w:w="1334" w:type="dxa"/>
+            <w:tcW w:w="1265" w:type="dxa"/>
           </w:tcPr>
           <w:p>
             <w:pPr>
@@ -1712,7 +1712,7 @@
         </w:tc>
         <w:tc>
           <w:tcPr>
-            <w:tcW w:w="3172" w:type="dxa"/>
+            <w:tcW w:w="3008" w:type="dxa"/>
           </w:tcPr>
           <w:p>
             <w:pPr>
@@ -1728,7 +1728,7 @@
       <w:tr>
         <w:tc>
           <w:tcPr>
-            <w:tcW w:w="833" w:type="dxa"/>
+            <w:tcW w:w="1035" w:type="dxa"/>
           </w:tcPr>
           <w:p>
             <w:pPr>
@@ -1742,7 +1742,7 @@
         </w:tc>
         <w:tc>
           <w:tcPr>
-            <w:tcW w:w="833" w:type="dxa"/>
+            <w:tcW w:w="900" w:type="dxa"/>
           </w:tcPr>
           <w:p>
             <w:pPr>
@@ -1756,7 +1756,7 @@
         </w:tc>
         <w:tc>
           <w:tcPr>
-            <w:tcW w:w="2353" w:type="dxa"/>
+            <w:tcW w:w="2231" w:type="dxa"/>
           </w:tcPr>
           <w:p>
             <w:pPr>
@@ -1770,7 +1770,7 @@
         </w:tc>
         <w:tc>
           <w:tcPr>
-            <w:tcW w:w="833" w:type="dxa"/>
+            <w:tcW w:w="920" w:type="dxa"/>
           </w:tcPr>
           <w:p>
             <w:pPr>
@@ -1784,7 +1784,7 @@
         </w:tc>
         <w:tc>
           <w:tcPr>
-            <w:tcW w:w="1334" w:type="dxa"/>
+            <w:tcW w:w="1265" w:type="dxa"/>
           </w:tcPr>
           <w:p>
             <w:pPr>
@@ -1798,7 +1798,7 @@
         </w:tc>
         <w:tc>
           <w:tcPr>
-            <w:tcW w:w="3172" w:type="dxa"/>
+            <w:tcW w:w="3008" w:type="dxa"/>
           </w:tcPr>
           <w:p>
             <w:pPr>
@@ -1839,10 +1839,10 @@
         <w:tblLayout w:type="fixed"/>
       </w:tblPr>
       <w:tblGrid>
-        <w:gridCol w:w="1866"/>
-        <w:gridCol w:w="5576"/>
-        <w:gridCol w:w="893"/>
-        <w:gridCol w:w="1023"/>
+        <w:gridCol w:w="1784"/>
+        <w:gridCol w:w="5331"/>
+        <w:gridCol w:w="1264"/>
+        <w:gridCol w:w="978"/>
       </w:tblGrid>
       <w:tr>
         <w:trPr>
@@ -1850,7 +1850,7 @@
         </w:trPr>
         <w:tc>
           <w:tcPr>
-            <w:tcW w:w="1866" w:type="dxa"/>
+            <w:tcW w:w="1784" w:type="dxa"/>
           </w:tcPr>
           <w:p>
             <w:pPr>
@@ -1864,7 +1864,7 @@
         </w:tc>
         <w:tc>
           <w:tcPr>
-            <w:tcW w:w="5576" w:type="dxa"/>
+            <w:tcW w:w="5331" w:type="dxa"/>
           </w:tcPr>
           <w:p>
             <w:pPr>
@@ -1878,7 +1878,7 @@
         </w:tc>
         <w:tc>
           <w:tcPr>
-            <w:tcW w:w="893" w:type="dxa"/>
+            <w:tcW w:w="1264" w:type="dxa"/>
           </w:tcPr>
           <w:p>
             <w:pPr>
@@ -1892,7 +1892,7 @@
         </w:tc>
         <w:tc>
           <w:tcPr>
-            <w:tcW w:w="1023" w:type="dxa"/>
+            <w:tcW w:w="978" w:type="dxa"/>
           </w:tcPr>
           <w:p>
             <w:pPr>
@@ -1908,7 +1908,7 @@
       <w:tr>
         <w:tc>
           <w:tcPr>
-            <w:tcW w:w="1866" w:type="dxa"/>
+            <w:tcW w:w="1784" w:type="dxa"/>
           </w:tcPr>
           <w:p>
             <w:pPr>
@@ -1922,7 +1922,7 @@
         </w:tc>
         <w:tc>
           <w:tcPr>
-            <w:tcW w:w="5576" w:type="dxa"/>
+            <w:tcW w:w="5331" w:type="dxa"/>
           </w:tcPr>
           <w:p>
             <w:pPr>
@@ -1936,7 +1936,7 @@
         </w:tc>
         <w:tc>
           <w:tcPr>
-            <w:tcW w:w="893" w:type="dxa"/>
+            <w:tcW w:w="1264" w:type="dxa"/>
           </w:tcPr>
           <w:p>
             <w:pPr>
@@ -1950,7 +1950,7 @@
         </w:tc>
         <w:tc>
           <w:tcPr>
-            <w:tcW w:w="1023" w:type="dxa"/>
+            <w:tcW w:w="978" w:type="dxa"/>
           </w:tcPr>
           <w:p>
             <w:pPr>
@@ -1966,7 +1966,7 @@
       <w:tr>
         <w:tc>
           <w:tcPr>
-            <w:tcW w:w="1866" w:type="dxa"/>
+            <w:tcW w:w="1784" w:type="dxa"/>
           </w:tcPr>
           <w:p>
             <w:pPr>
@@ -1980,7 +1980,7 @@
         </w:tc>
         <w:tc>
           <w:tcPr>
-            <w:tcW w:w="5576" w:type="dxa"/>
+            <w:tcW w:w="5331" w:type="dxa"/>
           </w:tcPr>
           <w:p>
             <w:pPr>
@@ -1994,7 +1994,7 @@
         </w:tc>
         <w:tc>
           <w:tcPr>
-            <w:tcW w:w="893" w:type="dxa"/>
+            <w:tcW w:w="1264" w:type="dxa"/>
           </w:tcPr>
           <w:p>
             <w:pPr>
@@ -2008,7 +2008,7 @@
         </w:tc>
         <w:tc>
           <w:tcPr>
-            <w:tcW w:w="1023" w:type="dxa"/>
+            <w:tcW w:w="978" w:type="dxa"/>
           </w:tcPr>
           <w:p>
             <w:pPr>
@@ -2024,7 +2024,7 @@
       <w:tr>
         <w:tc>
           <w:tcPr>
-            <w:tcW w:w="1866" w:type="dxa"/>
+            <w:tcW w:w="1784" w:type="dxa"/>
           </w:tcPr>
           <w:p>
             <w:pPr>
@@ -2038,7 +2038,7 @@
         </w:tc>
         <w:tc>
           <w:tcPr>
-            <w:tcW w:w="5576" w:type="dxa"/>
+            <w:tcW w:w="5331" w:type="dxa"/>
           </w:tcPr>
           <w:p>
             <w:pPr>
@@ -2052,7 +2052,7 @@
         </w:tc>
         <w:tc>
           <w:tcPr>
-            <w:tcW w:w="893" w:type="dxa"/>
+            <w:tcW w:w="1264" w:type="dxa"/>
           </w:tcPr>
           <w:p>
             <w:pPr>
@@ -2066,7 +2066,7 @@
         </w:tc>
         <w:tc>
           <w:tcPr>
-            <w:tcW w:w="1023" w:type="dxa"/>
+            <w:tcW w:w="978" w:type="dxa"/>
           </w:tcPr>
           <w:p>
             <w:pPr>
@@ -2099,11 +2099,11 @@
         <w:tblLayout w:type="fixed"/>
       </w:tblPr>
       <w:tblGrid>
-        <w:gridCol w:w="1059"/>
-        <w:gridCol w:w="4118"/>
-        <w:gridCol w:w="1161"/>
-        <w:gridCol w:w="1405"/>
-        <w:gridCol w:w="1614"/>
+        <w:gridCol w:w="1265"/>
+        <w:gridCol w:w="3915"/>
+        <w:gridCol w:w="1265"/>
+        <w:gridCol w:w="1380"/>
+        <w:gridCol w:w="1534"/>
       </w:tblGrid>
       <w:tr>
         <w:trPr>
@@ -2111,7 +2111,7 @@
         </w:trPr>
         <w:tc>
           <w:tcPr>
-            <w:tcW w:w="1059" w:type="dxa"/>
+            <w:tcW w:w="1265" w:type="dxa"/>
           </w:tcPr>
           <w:p>
             <w:pPr>
@@ -2125,7 +2125,7 @@
         </w:tc>
         <w:tc>
           <w:tcPr>
-            <w:tcW w:w="4118" w:type="dxa"/>
+            <w:tcW w:w="3915" w:type="dxa"/>
           </w:tcPr>
           <w:p>
             <w:pPr>
@@ -2139,7 +2139,7 @@
         </w:tc>
         <w:tc>
           <w:tcPr>
-            <w:tcW w:w="1161" w:type="dxa"/>
+            <w:tcW w:w="1265" w:type="dxa"/>
           </w:tcPr>
           <w:p>
             <w:pPr>
@@ -2153,7 +2153,7 @@
         </w:tc>
         <w:tc>
           <w:tcPr>
-            <w:tcW w:w="1405" w:type="dxa"/>
+            <w:tcW w:w="1380" w:type="dxa"/>
           </w:tcPr>
           <w:p>
             <w:pPr>
@@ -2167,7 +2167,7 @@
         </w:tc>
         <w:tc>
           <w:tcPr>
-            <w:tcW w:w="1614" w:type="dxa"/>
+            <w:tcW w:w="1534" w:type="dxa"/>
           </w:tcPr>
           <w:p>
             <w:pPr>
@@ -2183,7 +2183,7 @@
       <w:tr>
         <w:tc>
           <w:tcPr>
-            <w:tcW w:w="1059" w:type="dxa"/>
+            <w:tcW w:w="1265" w:type="dxa"/>
           </w:tcPr>
           <w:p>
             <w:pPr>
@@ -2197,7 +2197,7 @@
         </w:tc>
         <w:tc>
           <w:tcPr>
-            <w:tcW w:w="4118" w:type="dxa"/>
+            <w:tcW w:w="3915" w:type="dxa"/>
           </w:tcPr>
           <w:p>
             <w:pPr>
@@ -2211,7 +2211,7 @@
         </w:tc>
         <w:tc>
           <w:tcPr>
-            <w:tcW w:w="1161" w:type="dxa"/>
+            <w:tcW w:w="1265" w:type="dxa"/>
           </w:tcPr>
           <w:p>
             <w:pPr>
@@ -2225,7 +2225,7 @@
         </w:tc>
         <w:tc>
           <w:tcPr>
-            <w:tcW w:w="1405" w:type="dxa"/>
+            <w:tcW w:w="1380" w:type="dxa"/>
           </w:tcPr>
           <w:p>
             <w:pPr>
@@ -2239,7 +2239,7 @@
         </w:tc>
         <w:tc>
           <w:tcPr>
-            <w:tcW w:w="1614" w:type="dxa"/>
+            <w:tcW w:w="1534" w:type="dxa"/>
           </w:tcPr>
           <w:p>
             <w:pPr>
@@ -2255,7 +2255,7 @@
       <w:tr>
         <w:tc>
           <w:tcPr>
-            <w:tcW w:w="1059" w:type="dxa"/>
+            <w:tcW w:w="1265" w:type="dxa"/>
           </w:tcPr>
           <w:p>
             <w:pPr>
@@ -2269,7 +2269,7 @@
         </w:tc>
         <w:tc>
           <w:tcPr>
-            <w:tcW w:w="4118" w:type="dxa"/>
+            <w:tcW w:w="3915" w:type="dxa"/>
           </w:tcPr>
           <w:p>
             <w:pPr>
@@ -2283,7 +2283,7 @@
         </w:tc>
         <w:tc>
           <w:tcPr>
-            <w:tcW w:w="1161" w:type="dxa"/>
+            <w:tcW w:w="1265" w:type="dxa"/>
           </w:tcPr>
           <w:p>
             <w:pPr>
@@ -2297,7 +2297,7 @@
         </w:tc>
         <w:tc>
           <w:tcPr>
-            <w:tcW w:w="1405" w:type="dxa"/>
+            <w:tcW w:w="1380" w:type="dxa"/>
           </w:tcPr>
           <w:p>
             <w:pPr>
@@ -2311,7 +2311,7 @@
         </w:tc>
         <w:tc>
           <w:tcPr>
-            <w:tcW w:w="1614" w:type="dxa"/>
+            <w:tcW w:w="1534" w:type="dxa"/>
           </w:tcPr>
           <w:p>
             <w:pPr>
@@ -2327,7 +2327,7 @@
       <w:tr>
         <w:tc>
           <w:tcPr>
-            <w:tcW w:w="1059" w:type="dxa"/>
+            <w:tcW w:w="1265" w:type="dxa"/>
           </w:tcPr>
           <w:p>
             <w:pPr>
@@ -2341,7 +2341,7 @@
         </w:tc>
         <w:tc>
           <w:tcPr>
-            <w:tcW w:w="4118" w:type="dxa"/>
+            <w:tcW w:w="3915" w:type="dxa"/>
           </w:tcPr>
           <w:p>
             <w:pPr>
@@ -2355,7 +2355,7 @@
         </w:tc>
         <w:tc>
           <w:tcPr>
-            <w:tcW w:w="1161" w:type="dxa"/>
+            <w:tcW w:w="1265" w:type="dxa"/>
           </w:tcPr>
           <w:p>
             <w:pPr>
@@ -2369,7 +2369,7 @@
         </w:tc>
         <w:tc>
           <w:tcPr>
-            <w:tcW w:w="1405" w:type="dxa"/>
+            <w:tcW w:w="1380" w:type="dxa"/>
           </w:tcPr>
           <w:p>
             <w:pPr>
@@ -2383,7 +2383,7 @@
         </w:tc>
         <w:tc>
           <w:tcPr>
-            <w:tcW w:w="1614" w:type="dxa"/>
+            <w:tcW w:w="1534" w:type="dxa"/>
           </w:tcPr>
           <w:p>
             <w:pPr>
@@ -2424,10 +2424,10 @@
         <w:tblLayout w:type="fixed"/>
       </w:tblPr>
       <w:tblGrid>
-        <w:gridCol w:w="4074"/>
-        <w:gridCol w:w="1946"/>
-        <w:gridCol w:w="2474"/>
-        <w:gridCol w:w="865"/>
+        <w:gridCol w:w="4048"/>
+        <w:gridCol w:w="1933"/>
+        <w:gridCol w:w="2458"/>
+        <w:gridCol w:w="920"/>
       </w:tblGrid>
       <w:tr>
         <w:trPr>
@@ -2435,7 +2435,7 @@
         </w:trPr>
         <w:tc>
           <w:tcPr>
-            <w:tcW w:w="4074" w:type="dxa"/>
+            <w:tcW w:w="4048" w:type="dxa"/>
           </w:tcPr>
           <w:p>
             <w:pPr>
@@ -2449,7 +2449,7 @@
         </w:tc>
         <w:tc>
           <w:tcPr>
-            <w:tcW w:w="1946" w:type="dxa"/>
+            <w:tcW w:w="1933" w:type="dxa"/>
           </w:tcPr>
           <w:p>
             <w:pPr>
@@ -2463,7 +2463,7 @@
         </w:tc>
         <w:tc>
           <w:tcPr>
-            <w:tcW w:w="2474" w:type="dxa"/>
+            <w:tcW w:w="2458" w:type="dxa"/>
           </w:tcPr>
           <w:p>
             <w:pPr>
@@ -2477,7 +2477,7 @@
         </w:tc>
         <w:tc>
           <w:tcPr>
-            <w:tcW w:w="865" w:type="dxa"/>
+            <w:tcW w:w="920" w:type="dxa"/>
           </w:tcPr>
           <w:p>
             <w:pPr>
@@ -2493,7 +2493,7 @@
       <w:tr>
         <w:tc>
           <w:tcPr>
-            <w:tcW w:w="4074" w:type="dxa"/>
+            <w:tcW w:w="4048" w:type="dxa"/>
           </w:tcPr>
           <w:p>
             <w:pPr>
@@ -2507,7 +2507,7 @@
         </w:tc>
         <w:tc>
           <w:tcPr>
-            <w:tcW w:w="1946" w:type="dxa"/>
+            <w:tcW w:w="1933" w:type="dxa"/>
           </w:tcPr>
           <w:p>
             <w:pPr>
@@ -2521,7 +2521,7 @@
         </w:tc>
         <w:tc>
           <w:tcPr>
-            <w:tcW w:w="2474" w:type="dxa"/>
+            <w:tcW w:w="2458" w:type="dxa"/>
           </w:tcPr>
           <w:p>
             <w:pPr>
@@ -2535,7 +2535,7 @@
         </w:tc>
         <w:tc>
           <w:tcPr>
-            <w:tcW w:w="865" w:type="dxa"/>
+            <w:tcW w:w="920" w:type="dxa"/>
           </w:tcPr>
           <w:p>
             <w:pPr>
@@ -2576,11 +2576,11 @@
         <w:tblLayout w:type="fixed"/>
       </w:tblPr>
       <w:tblGrid>
-        <w:gridCol w:w="1157"/>
-        <w:gridCol w:w="879"/>
-        <w:gridCol w:w="4780"/>
-        <w:gridCol w:w="992"/>
-        <w:gridCol w:w="1551"/>
+        <w:gridCol w:w="1154"/>
+        <w:gridCol w:w="900"/>
+        <w:gridCol w:w="4768"/>
+        <w:gridCol w:w="989"/>
+        <w:gridCol w:w="1547"/>
       </w:tblGrid>
       <w:tr>
         <w:trPr>
@@ -2588,7 +2588,7 @@
         </w:trPr>
         <w:tc>
           <w:tcPr>
-            <w:tcW w:w="1157" w:type="dxa"/>
+            <w:tcW w:w="1154" w:type="dxa"/>
           </w:tcPr>
           <w:p>
             <w:pPr>
@@ -2602,7 +2602,7 @@
         </w:tc>
         <w:tc>
           <w:tcPr>
-            <w:tcW w:w="879" w:type="dxa"/>
+            <w:tcW w:w="900" w:type="dxa"/>
           </w:tcPr>
           <w:p>
             <w:pPr>
@@ -2616,7 +2616,7 @@
         </w:tc>
         <w:tc>
           <w:tcPr>
-            <w:tcW w:w="4780" w:type="dxa"/>
+            <w:tcW w:w="4768" w:type="dxa"/>
           </w:tcPr>
           <w:p>
             <w:pPr>
@@ -2630,7 +2630,7 @@
         </w:tc>
         <w:tc>
           <w:tcPr>
-            <w:tcW w:w="992" w:type="dxa"/>
+            <w:tcW w:w="989" w:type="dxa"/>
           </w:tcPr>
           <w:p>
             <w:pPr>
@@ -2644,7 +2644,7 @@
         </w:tc>
         <w:tc>
           <w:tcPr>
-            <w:tcW w:w="1551" w:type="dxa"/>
+            <w:tcW w:w="1547" w:type="dxa"/>
           </w:tcPr>
           <w:p>
             <w:pPr>
@@ -2660,7 +2660,7 @@
       <w:tr>
         <w:tc>
           <w:tcPr>
-            <w:tcW w:w="1157" w:type="dxa"/>
+            <w:tcW w:w="1154" w:type="dxa"/>
           </w:tcPr>
           <w:p>
             <w:pPr>
@@ -2674,7 +2674,7 @@
         </w:tc>
         <w:tc>
           <w:tcPr>
-            <w:tcW w:w="879" w:type="dxa"/>
+            <w:tcW w:w="900" w:type="dxa"/>
           </w:tcPr>
           <w:p>
             <w:pPr>
@@ -2688,7 +2688,7 @@
         </w:tc>
         <w:tc>
           <w:tcPr>
-            <w:tcW w:w="4780" w:type="dxa"/>
+            <w:tcW w:w="4768" w:type="dxa"/>
           </w:tcPr>
           <w:p>
             <w:pPr>
@@ -2702,7 +2702,7 @@
         </w:tc>
         <w:tc>
           <w:tcPr>
-            <w:tcW w:w="992" w:type="dxa"/>
+            <w:tcW w:w="989" w:type="dxa"/>
           </w:tcPr>
           <w:p>
             <w:pPr>
@@ -2716,7 +2716,7 @@
         </w:tc>
         <w:tc>
           <w:tcPr>
-            <w:tcW w:w="1551" w:type="dxa"/>
+            <w:tcW w:w="1547" w:type="dxa"/>
           </w:tcPr>
           <w:p>
             <w:pPr>
@@ -2750,9 +2750,9 @@
         <w:tblLayout w:type="fixed"/>
       </w:tblPr>
       <w:tblGrid>
-        <w:gridCol w:w="1180"/>
-        <w:gridCol w:w="2001"/>
-        <w:gridCol w:w="6177"/>
+        <w:gridCol w:w="1465"/>
+        <w:gridCol w:w="1932"/>
+        <w:gridCol w:w="5962"/>
       </w:tblGrid>
       <w:tr>
         <w:trPr>
@@ -2760,7 +2760,7 @@
         </w:trPr>
         <w:tc>
           <w:tcPr>
-            <w:tcW w:w="1180" w:type="dxa"/>
+            <w:tcW w:w="1465" w:type="dxa"/>
           </w:tcPr>
           <w:p>
             <w:pPr>
@@ -2774,7 +2774,7 @@
         </w:tc>
         <w:tc>
           <w:tcPr>
-            <w:tcW w:w="2001" w:type="dxa"/>
+            <w:tcW w:w="1932" w:type="dxa"/>
           </w:tcPr>
           <w:p>
             <w:pPr>
@@ -2788,7 +2788,7 @@
         </w:tc>
         <w:tc>
           <w:tcPr>
-            <w:tcW w:w="6177" w:type="dxa"/>
+            <w:tcW w:w="5962" w:type="dxa"/>
           </w:tcPr>
           <w:p>
             <w:pPr>
@@ -2804,7 +2804,7 @@
       <w:tr>
         <w:tc>
           <w:tcPr>
-            <w:tcW w:w="1180" w:type="dxa"/>
+            <w:tcW w:w="1465" w:type="dxa"/>
           </w:tcPr>
           <w:p>
             <w:pPr>
@@ -2818,7 +2818,7 @@
         </w:tc>
         <w:tc>
           <w:tcPr>
-            <w:tcW w:w="2001" w:type="dxa"/>
+            <w:tcW w:w="1932" w:type="dxa"/>
           </w:tcPr>
           <w:p>
             <w:pPr>
@@ -2832,7 +2832,7 @@
         </w:tc>
         <w:tc>
           <w:tcPr>
-            <w:tcW w:w="6177" w:type="dxa"/>
+            <w:tcW w:w="5962" w:type="dxa"/>
           </w:tcPr>
           <w:p>
             <w:pPr>
@@ -2848,7 +2848,7 @@
       <w:tr>
         <w:tc>
           <w:tcPr>
-            <w:tcW w:w="1180" w:type="dxa"/>
+            <w:tcW w:w="1465" w:type="dxa"/>
           </w:tcPr>
           <w:p>
             <w:pPr>
@@ -2862,7 +2862,7 @@
         </w:tc>
         <w:tc>
           <w:tcPr>
-            <w:tcW w:w="2001" w:type="dxa"/>
+            <w:tcW w:w="1932" w:type="dxa"/>
           </w:tcPr>
           <w:p>
             <w:pPr>
@@ -2876,7 +2876,7 @@
         </w:tc>
         <w:tc>
           <w:tcPr>
-            <w:tcW w:w="6177" w:type="dxa"/>
+            <w:tcW w:w="5962" w:type="dxa"/>
           </w:tcPr>
           <w:p>
             <w:pPr>
@@ -2892,7 +2892,7 @@
       <w:tr>
         <w:tc>
           <w:tcPr>
-            <w:tcW w:w="1180" w:type="dxa"/>
+            <w:tcW w:w="1465" w:type="dxa"/>
           </w:tcPr>
           <w:p>
             <w:pPr>
@@ -2906,7 +2906,7 @@
         </w:tc>
         <w:tc>
           <w:tcPr>
-            <w:tcW w:w="2001" w:type="dxa"/>
+            <w:tcW w:w="1932" w:type="dxa"/>
           </w:tcPr>
           <w:p>
             <w:pPr>
@@ -2920,7 +2920,7 @@
         </w:tc>
         <w:tc>
           <w:tcPr>
-            <w:tcW w:w="6177" w:type="dxa"/>
+            <w:tcW w:w="5962" w:type="dxa"/>
           </w:tcPr>
           <w:p>
             <w:pPr>
@@ -2936,7 +2936,7 @@
       <w:tr>
         <w:tc>
           <w:tcPr>
-            <w:tcW w:w="1180" w:type="dxa"/>
+            <w:tcW w:w="1465" w:type="dxa"/>
           </w:tcPr>
           <w:p>
             <w:pPr>
@@ -2950,7 +2950,7 @@
         </w:tc>
         <w:tc>
           <w:tcPr>
-            <w:tcW w:w="2001" w:type="dxa"/>
+            <w:tcW w:w="1932" w:type="dxa"/>
           </w:tcPr>
           <w:p>
             <w:pPr>
@@ -2964,7 +2964,7 @@
         </w:tc>
         <w:tc>
           <w:tcPr>
-            <w:tcW w:w="6177" w:type="dxa"/>
+            <w:tcW w:w="5962" w:type="dxa"/>
           </w:tcPr>
           <w:p>
             <w:pPr>
